--- a/SVG ICONS/EXPLANATION.docx
+++ b/SVG ICONS/EXPLANATION.docx
@@ -7,12 +7,14 @@
         <w:rPr>
           <w:b/>
           <w:bCs/>
+          <w:lang w:val="en-GB"/>
         </w:rPr>
       </w:pPr>
       <w:r>
         <w:rPr>
           <w:b/>
           <w:bCs/>
+          <w:lang w:val="en-GB"/>
         </w:rPr>
         <w:t>PLUMBER</w:t>
       </w:r>
@@ -50,6 +52,9 @@
     </w:p>
     <w:p>
       <w:r>
+        <w:rPr>
+          <w:noProof/>
+        </w:rPr>
         <w:drawing>
           <wp:inline distT="0" distB="0" distL="0" distR="0" wp14:anchorId="50A84C16" wp14:editId="71141D2E">
             <wp:extent cx="5760720" cy="641985"/>
@@ -94,25 +99,19 @@
           <w:bCs/>
         </w:rPr>
       </w:pPr>
-      <w:proofErr w:type="spellStart"/>
       <w:r>
         <w:rPr>
           <w:b/>
           <w:bCs/>
         </w:rPr>
-        <w:t>Good</w:t>
-      </w:r>
-      <w:proofErr w:type="spellEnd"/>
-      <w:r>
-        <w:rPr>
-          <w:b/>
-          <w:bCs/>
-        </w:rPr>
-        <w:t xml:space="preserve"> service</w:t>
-      </w:r>
-    </w:p>
-    <w:p>
-      <w:r>
+        <w:t>Good service</w:t>
+      </w:r>
+    </w:p>
+    <w:p>
+      <w:r>
+        <w:rPr>
+          <w:noProof/>
+        </w:rPr>
         <w:drawing>
           <wp:inline distT="0" distB="0" distL="0" distR="0" wp14:anchorId="76E31B71" wp14:editId="58C89648">
             <wp:extent cx="5760720" cy="3481705"/>
@@ -157,7 +156,6 @@
           <w:bCs/>
         </w:rPr>
       </w:pPr>
-      <w:proofErr w:type="spellStart"/>
       <w:r>
         <w:rPr>
           <w:b/>
@@ -165,10 +163,12 @@
         </w:rPr>
         <w:t>Whatsapp</w:t>
       </w:r>
-      <w:proofErr w:type="spellEnd"/>
-    </w:p>
-    <w:p>
-      <w:r>
+    </w:p>
+    <w:p>
+      <w:r>
+        <w:rPr>
+          <w:noProof/>
+        </w:rPr>
         <w:drawing>
           <wp:inline distT="0" distB="0" distL="0" distR="0" wp14:anchorId="4FC3727C" wp14:editId="3F1F8828">
             <wp:extent cx="5760720" cy="1657985"/>
@@ -213,25 +213,19 @@
           <w:bCs/>
         </w:rPr>
       </w:pPr>
-      <w:proofErr w:type="spellStart"/>
       <w:r>
         <w:rPr>
           <w:b/>
           <w:bCs/>
         </w:rPr>
-        <w:t>Quotation</w:t>
-      </w:r>
-      <w:proofErr w:type="spellEnd"/>
-      <w:r>
-        <w:rPr>
-          <w:b/>
-          <w:bCs/>
-        </w:rPr>
-        <w:t xml:space="preserve"> marks</w:t>
-      </w:r>
-    </w:p>
-    <w:p>
-      <w:r>
+        <w:t>Quotation marks</w:t>
+      </w:r>
+    </w:p>
+    <w:p>
+      <w:r>
+        <w:rPr>
+          <w:noProof/>
+        </w:rPr>
         <w:lastRenderedPageBreak/>
         <w:drawing>
           <wp:inline distT="0" distB="0" distL="0" distR="0" wp14:anchorId="3172D592" wp14:editId="42BE35B1">
@@ -258,6 +252,1306 @@
                     <a:xfrm>
                       <a:off x="0" y="0"/>
                       <a:ext cx="5760720" cy="3183890"/>
+                    </a:xfrm>
+                    <a:prstGeom prst="rect">
+                      <a:avLst/>
+                    </a:prstGeom>
+                  </pic:spPr>
+                </pic:pic>
+              </a:graphicData>
+            </a:graphic>
+          </wp:inline>
+        </w:drawing>
+      </w:r>
+    </w:p>
+    <w:p/>
+    <w:p>
+      <w:r>
+        <w:t>SUITABLE YELP ICONS</w:t>
+      </w:r>
+      <w:r>
+        <w:drawing>
+          <wp:inline distT="0" distB="0" distL="0" distR="0" wp14:anchorId="0277E1A4" wp14:editId="66AFAA7C">
+            <wp:extent cx="5760720" cy="903605"/>
+            <wp:effectExtent l="0" t="0" r="0" b="0"/>
+            <wp:docPr id="1509828573" name="Bildobjekt 1"/>
+            <wp:cNvGraphicFramePr>
+              <a:graphicFrameLocks xmlns:a="http://schemas.openxmlformats.org/drawingml/2006/main" noChangeAspect="1"/>
+            </wp:cNvGraphicFramePr>
+            <a:graphic xmlns:a="http://schemas.openxmlformats.org/drawingml/2006/main">
+              <a:graphicData uri="http://schemas.openxmlformats.org/drawingml/2006/picture">
+                <pic:pic xmlns:pic="http://schemas.openxmlformats.org/drawingml/2006/picture">
+                  <pic:nvPicPr>
+                    <pic:cNvPr id="1509828573" name=""/>
+                    <pic:cNvPicPr/>
+                  </pic:nvPicPr>
+                  <pic:blipFill>
+                    <a:blip r:embed="rId10"/>
+                    <a:stretch>
+                      <a:fillRect/>
+                    </a:stretch>
+                  </pic:blipFill>
+                  <pic:spPr>
+                    <a:xfrm>
+                      <a:off x="0" y="0"/>
+                      <a:ext cx="5760720" cy="903605"/>
+                    </a:xfrm>
+                    <a:prstGeom prst="rect">
+                      <a:avLst/>
+                    </a:prstGeom>
+                  </pic:spPr>
+                </pic:pic>
+              </a:graphicData>
+            </a:graphic>
+          </wp:inline>
+        </w:drawing>
+      </w:r>
+    </w:p>
+    <w:p/>
+    <w:p>
+      <w:r>
+        <w:t>SUITABLE SSL ICONS</w:t>
+      </w:r>
+      <w:r>
+        <w:drawing>
+          <wp:inline distT="0" distB="0" distL="0" distR="0" wp14:anchorId="099D0A0F" wp14:editId="66C205DB">
+            <wp:extent cx="5760720" cy="2350770"/>
+            <wp:effectExtent l="0" t="0" r="0" b="0"/>
+            <wp:docPr id="1136771107" name="Bildobjekt 1"/>
+            <wp:cNvGraphicFramePr>
+              <a:graphicFrameLocks xmlns:a="http://schemas.openxmlformats.org/drawingml/2006/main" noChangeAspect="1"/>
+            </wp:cNvGraphicFramePr>
+            <a:graphic xmlns:a="http://schemas.openxmlformats.org/drawingml/2006/main">
+              <a:graphicData uri="http://schemas.openxmlformats.org/drawingml/2006/picture">
+                <pic:pic xmlns:pic="http://schemas.openxmlformats.org/drawingml/2006/picture">
+                  <pic:nvPicPr>
+                    <pic:cNvPr id="1136771107" name=""/>
+                    <pic:cNvPicPr/>
+                  </pic:nvPicPr>
+                  <pic:blipFill>
+                    <a:blip r:embed="rId11"/>
+                    <a:stretch>
+                      <a:fillRect/>
+                    </a:stretch>
+                  </pic:blipFill>
+                  <pic:spPr>
+                    <a:xfrm>
+                      <a:off x="0" y="0"/>
+                      <a:ext cx="5760720" cy="2350770"/>
+                    </a:xfrm>
+                    <a:prstGeom prst="rect">
+                      <a:avLst/>
+                    </a:prstGeom>
+                  </pic:spPr>
+                </pic:pic>
+              </a:graphicData>
+            </a:graphic>
+          </wp:inline>
+        </w:drawing>
+      </w:r>
+    </w:p>
+    <w:p/>
+    <w:p>
+      <w:r>
+        <w:t>SUITABLE BUILDZOOM BADGES</w:t>
+      </w:r>
+    </w:p>
+    <w:p>
+      <w:r>
+        <w:lastRenderedPageBreak/>
+        <w:drawing>
+          <wp:inline distT="0" distB="0" distL="0" distR="0" wp14:anchorId="424D8833" wp14:editId="5A969B62">
+            <wp:extent cx="2207173" cy="2111244"/>
+            <wp:effectExtent l="0" t="0" r="3175" b="3810"/>
+            <wp:docPr id="1541028841" name="Bildobjekt 1"/>
+            <wp:cNvGraphicFramePr>
+              <a:graphicFrameLocks xmlns:a="http://schemas.openxmlformats.org/drawingml/2006/main" noChangeAspect="1"/>
+            </wp:cNvGraphicFramePr>
+            <a:graphic xmlns:a="http://schemas.openxmlformats.org/drawingml/2006/main">
+              <a:graphicData uri="http://schemas.openxmlformats.org/drawingml/2006/picture">
+                <pic:pic xmlns:pic="http://schemas.openxmlformats.org/drawingml/2006/picture">
+                  <pic:nvPicPr>
+                    <pic:cNvPr id="1541028841" name=""/>
+                    <pic:cNvPicPr/>
+                  </pic:nvPicPr>
+                  <pic:blipFill>
+                    <a:blip r:embed="rId12"/>
+                    <a:stretch>
+                      <a:fillRect/>
+                    </a:stretch>
+                  </pic:blipFill>
+                  <pic:spPr>
+                    <a:xfrm>
+                      <a:off x="0" y="0"/>
+                      <a:ext cx="2211106" cy="2115006"/>
+                    </a:xfrm>
+                    <a:prstGeom prst="rect">
+                      <a:avLst/>
+                    </a:prstGeom>
+                  </pic:spPr>
+                </pic:pic>
+              </a:graphicData>
+            </a:graphic>
+          </wp:inline>
+        </w:drawing>
+      </w:r>
+    </w:p>
+    <w:p>
+      <w:r>
+        <w:t>SUITABLE EMAIL BADGES</w:t>
+      </w:r>
+    </w:p>
+    <w:p>
+      <w:r>
+        <w:drawing>
+          <wp:inline distT="0" distB="0" distL="0" distR="0" wp14:anchorId="0438D55D" wp14:editId="3FAFFBF6">
+            <wp:extent cx="5760720" cy="2259330"/>
+            <wp:effectExtent l="0" t="0" r="0" b="7620"/>
+            <wp:docPr id="1115926206" name="Bildobjekt 1"/>
+            <wp:cNvGraphicFramePr>
+              <a:graphicFrameLocks xmlns:a="http://schemas.openxmlformats.org/drawingml/2006/main" noChangeAspect="1"/>
+            </wp:cNvGraphicFramePr>
+            <a:graphic xmlns:a="http://schemas.openxmlformats.org/drawingml/2006/main">
+              <a:graphicData uri="http://schemas.openxmlformats.org/drawingml/2006/picture">
+                <pic:pic xmlns:pic="http://schemas.openxmlformats.org/drawingml/2006/picture">
+                  <pic:nvPicPr>
+                    <pic:cNvPr id="1115926206" name=""/>
+                    <pic:cNvPicPr/>
+                  </pic:nvPicPr>
+                  <pic:blipFill>
+                    <a:blip r:embed="rId13"/>
+                    <a:stretch>
+                      <a:fillRect/>
+                    </a:stretch>
+                  </pic:blipFill>
+                  <pic:spPr>
+                    <a:xfrm>
+                      <a:off x="0" y="0"/>
+                      <a:ext cx="5760720" cy="2259330"/>
+                    </a:xfrm>
+                    <a:prstGeom prst="rect">
+                      <a:avLst/>
+                    </a:prstGeom>
+                  </pic:spPr>
+                </pic:pic>
+              </a:graphicData>
+            </a:graphic>
+          </wp:inline>
+        </w:drawing>
+      </w:r>
+    </w:p>
+    <w:p/>
+    <w:p>
+      <w:r>
+        <w:t>SUITABLE PHONE CONTACT ICONS</w:t>
+      </w:r>
+    </w:p>
+    <w:p>
+      <w:r>
+        <w:drawing>
+          <wp:inline distT="0" distB="0" distL="0" distR="0" wp14:anchorId="4AF3AFFC" wp14:editId="5DAE48F2">
+            <wp:extent cx="5760720" cy="958850"/>
+            <wp:effectExtent l="0" t="0" r="0" b="0"/>
+            <wp:docPr id="1585273876" name="Bildobjekt 1"/>
+            <wp:cNvGraphicFramePr>
+              <a:graphicFrameLocks xmlns:a="http://schemas.openxmlformats.org/drawingml/2006/main" noChangeAspect="1"/>
+            </wp:cNvGraphicFramePr>
+            <a:graphic xmlns:a="http://schemas.openxmlformats.org/drawingml/2006/main">
+              <a:graphicData uri="http://schemas.openxmlformats.org/drawingml/2006/picture">
+                <pic:pic xmlns:pic="http://schemas.openxmlformats.org/drawingml/2006/picture">
+                  <pic:nvPicPr>
+                    <pic:cNvPr id="1585273876" name=""/>
+                    <pic:cNvPicPr/>
+                  </pic:nvPicPr>
+                  <pic:blipFill>
+                    <a:blip r:embed="rId14"/>
+                    <a:stretch>
+                      <a:fillRect/>
+                    </a:stretch>
+                  </pic:blipFill>
+                  <pic:spPr>
+                    <a:xfrm>
+                      <a:off x="0" y="0"/>
+                      <a:ext cx="5760720" cy="958850"/>
+                    </a:xfrm>
+                    <a:prstGeom prst="rect">
+                      <a:avLst/>
+                    </a:prstGeom>
+                  </pic:spPr>
+                </pic:pic>
+              </a:graphicData>
+            </a:graphic>
+          </wp:inline>
+        </w:drawing>
+      </w:r>
+    </w:p>
+    <w:p/>
+    <w:p>
+      <w:r>
+        <w:t>HUGE GENERAL CONTACT ICON LIBRARY</w:t>
+      </w:r>
+    </w:p>
+    <w:p>
+      <w:r>
+        <w:lastRenderedPageBreak/>
+        <w:drawing>
+          <wp:inline distT="0" distB="0" distL="0" distR="0" wp14:anchorId="0EB30A42" wp14:editId="467DEE5E">
+            <wp:extent cx="5760720" cy="4253230"/>
+            <wp:effectExtent l="0" t="0" r="0" b="0"/>
+            <wp:docPr id="1033226708" name="Bildobjekt 1"/>
+            <wp:cNvGraphicFramePr>
+              <a:graphicFrameLocks xmlns:a="http://schemas.openxmlformats.org/drawingml/2006/main" noChangeAspect="1"/>
+            </wp:cNvGraphicFramePr>
+            <a:graphic xmlns:a="http://schemas.openxmlformats.org/drawingml/2006/main">
+              <a:graphicData uri="http://schemas.openxmlformats.org/drawingml/2006/picture">
+                <pic:pic xmlns:pic="http://schemas.openxmlformats.org/drawingml/2006/picture">
+                  <pic:nvPicPr>
+                    <pic:cNvPr id="1033226708" name=""/>
+                    <pic:cNvPicPr/>
+                  </pic:nvPicPr>
+                  <pic:blipFill>
+                    <a:blip r:embed="rId15"/>
+                    <a:stretch>
+                      <a:fillRect/>
+                    </a:stretch>
+                  </pic:blipFill>
+                  <pic:spPr>
+                    <a:xfrm>
+                      <a:off x="0" y="0"/>
+                      <a:ext cx="5760720" cy="4253230"/>
+                    </a:xfrm>
+                    <a:prstGeom prst="rect">
+                      <a:avLst/>
+                    </a:prstGeom>
+                  </pic:spPr>
+                </pic:pic>
+              </a:graphicData>
+            </a:graphic>
+          </wp:inline>
+        </w:drawing>
+      </w:r>
+    </w:p>
+    <w:p/>
+    <w:p>
+      <w:r>
+        <w:t>SUITABLE BBB</w:t>
+      </w:r>
+    </w:p>
+    <w:p>
+      <w:r>
+        <w:lastRenderedPageBreak/>
+        <w:drawing>
+          <wp:inline distT="0" distB="0" distL="0" distR="0" wp14:anchorId="306F6EB1" wp14:editId="3DF65C22">
+            <wp:extent cx="4572638" cy="4458322"/>
+            <wp:effectExtent l="0" t="0" r="0" b="0"/>
+            <wp:docPr id="922725246" name="Bildobjekt 1"/>
+            <wp:cNvGraphicFramePr>
+              <a:graphicFrameLocks xmlns:a="http://schemas.openxmlformats.org/drawingml/2006/main" noChangeAspect="1"/>
+            </wp:cNvGraphicFramePr>
+            <a:graphic xmlns:a="http://schemas.openxmlformats.org/drawingml/2006/main">
+              <a:graphicData uri="http://schemas.openxmlformats.org/drawingml/2006/picture">
+                <pic:pic xmlns:pic="http://schemas.openxmlformats.org/drawingml/2006/picture">
+                  <pic:nvPicPr>
+                    <pic:cNvPr id="922725246" name=""/>
+                    <pic:cNvPicPr/>
+                  </pic:nvPicPr>
+                  <pic:blipFill>
+                    <a:blip r:embed="rId16"/>
+                    <a:stretch>
+                      <a:fillRect/>
+                    </a:stretch>
+                  </pic:blipFill>
+                  <pic:spPr>
+                    <a:xfrm>
+                      <a:off x="0" y="0"/>
+                      <a:ext cx="4572638" cy="4458322"/>
+                    </a:xfrm>
+                    <a:prstGeom prst="rect">
+                      <a:avLst/>
+                    </a:prstGeom>
+                  </pic:spPr>
+                </pic:pic>
+              </a:graphicData>
+            </a:graphic>
+          </wp:inline>
+        </w:drawing>
+      </w:r>
+    </w:p>
+    <w:p>
+      <w:r>
+        <w:t>MISC 1</w:t>
+      </w:r>
+      <w:r>
+        <w:drawing>
+          <wp:inline distT="0" distB="0" distL="0" distR="0" wp14:anchorId="0A2D55D3" wp14:editId="69356D5C">
+            <wp:extent cx="5760720" cy="2625725"/>
+            <wp:effectExtent l="0" t="0" r="0" b="3175"/>
+            <wp:docPr id="1309679638" name="Bildobjekt 1"/>
+            <wp:cNvGraphicFramePr>
+              <a:graphicFrameLocks xmlns:a="http://schemas.openxmlformats.org/drawingml/2006/main" noChangeAspect="1"/>
+            </wp:cNvGraphicFramePr>
+            <a:graphic xmlns:a="http://schemas.openxmlformats.org/drawingml/2006/main">
+              <a:graphicData uri="http://schemas.openxmlformats.org/drawingml/2006/picture">
+                <pic:pic xmlns:pic="http://schemas.openxmlformats.org/drawingml/2006/picture">
+                  <pic:nvPicPr>
+                    <pic:cNvPr id="1309679638" name=""/>
+                    <pic:cNvPicPr/>
+                  </pic:nvPicPr>
+                  <pic:blipFill>
+                    <a:blip r:embed="rId17"/>
+                    <a:stretch>
+                      <a:fillRect/>
+                    </a:stretch>
+                  </pic:blipFill>
+                  <pic:spPr>
+                    <a:xfrm>
+                      <a:off x="0" y="0"/>
+                      <a:ext cx="5760720" cy="2625725"/>
+                    </a:xfrm>
+                    <a:prstGeom prst="rect">
+                      <a:avLst/>
+                    </a:prstGeom>
+                  </pic:spPr>
+                </pic:pic>
+              </a:graphicData>
+            </a:graphic>
+          </wp:inline>
+        </w:drawing>
+      </w:r>
+    </w:p>
+    <w:p>
+      <w:r>
+        <w:t>TRUSTED</w:t>
+      </w:r>
+    </w:p>
+    <w:p>
+      <w:r>
+        <w:lastRenderedPageBreak/>
+        <w:drawing>
+          <wp:inline distT="0" distB="0" distL="0" distR="0" wp14:anchorId="2044CAB8" wp14:editId="11F0195C">
+            <wp:extent cx="5760720" cy="1207135"/>
+            <wp:effectExtent l="0" t="0" r="0" b="0"/>
+            <wp:docPr id="848436639" name="Bildobjekt 1"/>
+            <wp:cNvGraphicFramePr>
+              <a:graphicFrameLocks xmlns:a="http://schemas.openxmlformats.org/drawingml/2006/main" noChangeAspect="1"/>
+            </wp:cNvGraphicFramePr>
+            <a:graphic xmlns:a="http://schemas.openxmlformats.org/drawingml/2006/main">
+              <a:graphicData uri="http://schemas.openxmlformats.org/drawingml/2006/picture">
+                <pic:pic xmlns:pic="http://schemas.openxmlformats.org/drawingml/2006/picture">
+                  <pic:nvPicPr>
+                    <pic:cNvPr id="848436639" name=""/>
+                    <pic:cNvPicPr/>
+                  </pic:nvPicPr>
+                  <pic:blipFill>
+                    <a:blip r:embed="rId18"/>
+                    <a:stretch>
+                      <a:fillRect/>
+                    </a:stretch>
+                  </pic:blipFill>
+                  <pic:spPr>
+                    <a:xfrm>
+                      <a:off x="0" y="0"/>
+                      <a:ext cx="5760720" cy="1207135"/>
+                    </a:xfrm>
+                    <a:prstGeom prst="rect">
+                      <a:avLst/>
+                    </a:prstGeom>
+                  </pic:spPr>
+                </pic:pic>
+              </a:graphicData>
+            </a:graphic>
+          </wp:inline>
+        </w:drawing>
+      </w:r>
+    </w:p>
+    <w:p>
+      <w:r>
+        <w:t>PRICES</w:t>
+      </w:r>
+      <w:r>
+        <w:drawing>
+          <wp:inline distT="0" distB="0" distL="0" distR="0" wp14:anchorId="11432778" wp14:editId="6E4ED2B5">
+            <wp:extent cx="5760720" cy="1383030"/>
+            <wp:effectExtent l="0" t="0" r="0" b="7620"/>
+            <wp:docPr id="1157992378" name="Bildobjekt 1"/>
+            <wp:cNvGraphicFramePr>
+              <a:graphicFrameLocks xmlns:a="http://schemas.openxmlformats.org/drawingml/2006/main" noChangeAspect="1"/>
+            </wp:cNvGraphicFramePr>
+            <a:graphic xmlns:a="http://schemas.openxmlformats.org/drawingml/2006/main">
+              <a:graphicData uri="http://schemas.openxmlformats.org/drawingml/2006/picture">
+                <pic:pic xmlns:pic="http://schemas.openxmlformats.org/drawingml/2006/picture">
+                  <pic:nvPicPr>
+                    <pic:cNvPr id="1157992378" name=""/>
+                    <pic:cNvPicPr/>
+                  </pic:nvPicPr>
+                  <pic:blipFill>
+                    <a:blip r:embed="rId19"/>
+                    <a:stretch>
+                      <a:fillRect/>
+                    </a:stretch>
+                  </pic:blipFill>
+                  <pic:spPr>
+                    <a:xfrm>
+                      <a:off x="0" y="0"/>
+                      <a:ext cx="5760720" cy="1383030"/>
+                    </a:xfrm>
+                    <a:prstGeom prst="rect">
+                      <a:avLst/>
+                    </a:prstGeom>
+                  </pic:spPr>
+                </pic:pic>
+              </a:graphicData>
+            </a:graphic>
+          </wp:inline>
+        </w:drawing>
+      </w:r>
+    </w:p>
+    <w:p>
+      <w:r>
+        <w:t>THUMBS UP HAND SIGNALS</w:t>
+      </w:r>
+      <w:r>
+        <w:drawing>
+          <wp:inline distT="0" distB="0" distL="0" distR="0" wp14:anchorId="46FC03A6" wp14:editId="7AB3293E">
+            <wp:extent cx="5760720" cy="1393825"/>
+            <wp:effectExtent l="0" t="0" r="0" b="0"/>
+            <wp:docPr id="537661283" name="Bildobjekt 1"/>
+            <wp:cNvGraphicFramePr>
+              <a:graphicFrameLocks xmlns:a="http://schemas.openxmlformats.org/drawingml/2006/main" noChangeAspect="1"/>
+            </wp:cNvGraphicFramePr>
+            <a:graphic xmlns:a="http://schemas.openxmlformats.org/drawingml/2006/main">
+              <a:graphicData uri="http://schemas.openxmlformats.org/drawingml/2006/picture">
+                <pic:pic xmlns:pic="http://schemas.openxmlformats.org/drawingml/2006/picture">
+                  <pic:nvPicPr>
+                    <pic:cNvPr id="537661283" name=""/>
+                    <pic:cNvPicPr/>
+                  </pic:nvPicPr>
+                  <pic:blipFill>
+                    <a:blip r:embed="rId20"/>
+                    <a:stretch>
+                      <a:fillRect/>
+                    </a:stretch>
+                  </pic:blipFill>
+                  <pic:spPr>
+                    <a:xfrm>
+                      <a:off x="0" y="0"/>
+                      <a:ext cx="5760720" cy="1393825"/>
+                    </a:xfrm>
+                    <a:prstGeom prst="rect">
+                      <a:avLst/>
+                    </a:prstGeom>
+                  </pic:spPr>
+                </pic:pic>
+              </a:graphicData>
+            </a:graphic>
+          </wp:inline>
+        </w:drawing>
+      </w:r>
+    </w:p>
+    <w:p>
+      <w:r>
+        <w:t>PAINT BRUSHES</w:t>
+      </w:r>
+    </w:p>
+    <w:p>
+      <w:r>
+        <w:drawing>
+          <wp:inline distT="0" distB="0" distL="0" distR="0" wp14:anchorId="21273927" wp14:editId="793F1FCE">
+            <wp:extent cx="5760720" cy="675005"/>
+            <wp:effectExtent l="0" t="0" r="0" b="0"/>
+            <wp:docPr id="521730006" name="Bildobjekt 1"/>
+            <wp:cNvGraphicFramePr>
+              <a:graphicFrameLocks xmlns:a="http://schemas.openxmlformats.org/drawingml/2006/main" noChangeAspect="1"/>
+            </wp:cNvGraphicFramePr>
+            <a:graphic xmlns:a="http://schemas.openxmlformats.org/drawingml/2006/main">
+              <a:graphicData uri="http://schemas.openxmlformats.org/drawingml/2006/picture">
+                <pic:pic xmlns:pic="http://schemas.openxmlformats.org/drawingml/2006/picture">
+                  <pic:nvPicPr>
+                    <pic:cNvPr id="521730006" name=""/>
+                    <pic:cNvPicPr/>
+                  </pic:nvPicPr>
+                  <pic:blipFill>
+                    <a:blip r:embed="rId21"/>
+                    <a:stretch>
+                      <a:fillRect/>
+                    </a:stretch>
+                  </pic:blipFill>
+                  <pic:spPr>
+                    <a:xfrm>
+                      <a:off x="0" y="0"/>
+                      <a:ext cx="5760720" cy="675005"/>
+                    </a:xfrm>
+                    <a:prstGeom prst="rect">
+                      <a:avLst/>
+                    </a:prstGeom>
+                  </pic:spPr>
+                </pic:pic>
+              </a:graphicData>
+            </a:graphic>
+          </wp:inline>
+        </w:drawing>
+      </w:r>
+    </w:p>
+    <w:p/>
+    <w:p>
+      <w:r>
+        <w:lastRenderedPageBreak/>
+        <w:t>EXPERIENCE</w:t>
+      </w:r>
+      <w:r>
+        <w:drawing>
+          <wp:inline distT="0" distB="0" distL="0" distR="0" wp14:anchorId="2E9A0F38" wp14:editId="06D34845">
+            <wp:extent cx="5760720" cy="2952750"/>
+            <wp:effectExtent l="0" t="0" r="0" b="0"/>
+            <wp:docPr id="1830513761" name="Bildobjekt 1"/>
+            <wp:cNvGraphicFramePr>
+              <a:graphicFrameLocks xmlns:a="http://schemas.openxmlformats.org/drawingml/2006/main" noChangeAspect="1"/>
+            </wp:cNvGraphicFramePr>
+            <a:graphic xmlns:a="http://schemas.openxmlformats.org/drawingml/2006/main">
+              <a:graphicData uri="http://schemas.openxmlformats.org/drawingml/2006/picture">
+                <pic:pic xmlns:pic="http://schemas.openxmlformats.org/drawingml/2006/picture">
+                  <pic:nvPicPr>
+                    <pic:cNvPr id="1830513761" name=""/>
+                    <pic:cNvPicPr/>
+                  </pic:nvPicPr>
+                  <pic:blipFill>
+                    <a:blip r:embed="rId22"/>
+                    <a:stretch>
+                      <a:fillRect/>
+                    </a:stretch>
+                  </pic:blipFill>
+                  <pic:spPr>
+                    <a:xfrm>
+                      <a:off x="0" y="0"/>
+                      <a:ext cx="5760720" cy="2952750"/>
+                    </a:xfrm>
+                    <a:prstGeom prst="rect">
+                      <a:avLst/>
+                    </a:prstGeom>
+                  </pic:spPr>
+                </pic:pic>
+              </a:graphicData>
+            </a:graphic>
+          </wp:inline>
+        </w:drawing>
+      </w:r>
+    </w:p>
+    <w:p>
+      <w:r>
+        <w:t>SERVICE AND QUALITY</w:t>
+      </w:r>
+    </w:p>
+    <w:p>
+      <w:r>
+        <w:drawing>
+          <wp:inline distT="0" distB="0" distL="0" distR="0" wp14:anchorId="4C11692A" wp14:editId="52FC3DCF">
+            <wp:extent cx="4220164" cy="2772162"/>
+            <wp:effectExtent l="0" t="0" r="9525" b="9525"/>
+            <wp:docPr id="2053174355" name="Bildobjekt 1"/>
+            <wp:cNvGraphicFramePr>
+              <a:graphicFrameLocks xmlns:a="http://schemas.openxmlformats.org/drawingml/2006/main" noChangeAspect="1"/>
+            </wp:cNvGraphicFramePr>
+            <a:graphic xmlns:a="http://schemas.openxmlformats.org/drawingml/2006/main">
+              <a:graphicData uri="http://schemas.openxmlformats.org/drawingml/2006/picture">
+                <pic:pic xmlns:pic="http://schemas.openxmlformats.org/drawingml/2006/picture">
+                  <pic:nvPicPr>
+                    <pic:cNvPr id="2053174355" name=""/>
+                    <pic:cNvPicPr/>
+                  </pic:nvPicPr>
+                  <pic:blipFill>
+                    <a:blip r:embed="rId23"/>
+                    <a:stretch>
+                      <a:fillRect/>
+                    </a:stretch>
+                  </pic:blipFill>
+                  <pic:spPr>
+                    <a:xfrm>
+                      <a:off x="0" y="0"/>
+                      <a:ext cx="4220164" cy="2772162"/>
+                    </a:xfrm>
+                    <a:prstGeom prst="rect">
+                      <a:avLst/>
+                    </a:prstGeom>
+                  </pic:spPr>
+                </pic:pic>
+              </a:graphicData>
+            </a:graphic>
+          </wp:inline>
+        </w:drawing>
+      </w:r>
+    </w:p>
+    <w:p>
+      <w:r>
+        <w:t>ACTUAL MATERIALS LIKE WOOD</w:t>
+      </w:r>
+    </w:p>
+    <w:p>
+      <w:r>
+        <w:drawing>
+          <wp:inline distT="0" distB="0" distL="0" distR="0" wp14:anchorId="1D6E4091" wp14:editId="6178C951">
+            <wp:extent cx="5760720" cy="1544320"/>
+            <wp:effectExtent l="0" t="0" r="0" b="0"/>
+            <wp:docPr id="506360820" name="Bildobjekt 1"/>
+            <wp:cNvGraphicFramePr>
+              <a:graphicFrameLocks xmlns:a="http://schemas.openxmlformats.org/drawingml/2006/main" noChangeAspect="1"/>
+            </wp:cNvGraphicFramePr>
+            <a:graphic xmlns:a="http://schemas.openxmlformats.org/drawingml/2006/main">
+              <a:graphicData uri="http://schemas.openxmlformats.org/drawingml/2006/picture">
+                <pic:pic xmlns:pic="http://schemas.openxmlformats.org/drawingml/2006/picture">
+                  <pic:nvPicPr>
+                    <pic:cNvPr id="506360820" name=""/>
+                    <pic:cNvPicPr/>
+                  </pic:nvPicPr>
+                  <pic:blipFill>
+                    <a:blip r:embed="rId24"/>
+                    <a:stretch>
+                      <a:fillRect/>
+                    </a:stretch>
+                  </pic:blipFill>
+                  <pic:spPr>
+                    <a:xfrm>
+                      <a:off x="0" y="0"/>
+                      <a:ext cx="5760720" cy="1544320"/>
+                    </a:xfrm>
+                    <a:prstGeom prst="rect">
+                      <a:avLst/>
+                    </a:prstGeom>
+                  </pic:spPr>
+                </pic:pic>
+              </a:graphicData>
+            </a:graphic>
+          </wp:inline>
+        </w:drawing>
+      </w:r>
+    </w:p>
+    <w:p>
+      <w:r>
+        <w:lastRenderedPageBreak/>
+        <w:t>RELIABLE</w:t>
+      </w:r>
+      <w:r>
+        <w:drawing>
+          <wp:inline distT="0" distB="0" distL="0" distR="0" wp14:anchorId="331C1E46" wp14:editId="032FE66D">
+            <wp:extent cx="5760720" cy="1642745"/>
+            <wp:effectExtent l="0" t="0" r="0" b="0"/>
+            <wp:docPr id="521474484" name="Bildobjekt 1"/>
+            <wp:cNvGraphicFramePr>
+              <a:graphicFrameLocks xmlns:a="http://schemas.openxmlformats.org/drawingml/2006/main" noChangeAspect="1"/>
+            </wp:cNvGraphicFramePr>
+            <a:graphic xmlns:a="http://schemas.openxmlformats.org/drawingml/2006/main">
+              <a:graphicData uri="http://schemas.openxmlformats.org/drawingml/2006/picture">
+                <pic:pic xmlns:pic="http://schemas.openxmlformats.org/drawingml/2006/picture">
+                  <pic:nvPicPr>
+                    <pic:cNvPr id="521474484" name=""/>
+                    <pic:cNvPicPr/>
+                  </pic:nvPicPr>
+                  <pic:blipFill>
+                    <a:blip r:embed="rId25"/>
+                    <a:stretch>
+                      <a:fillRect/>
+                    </a:stretch>
+                  </pic:blipFill>
+                  <pic:spPr>
+                    <a:xfrm>
+                      <a:off x="0" y="0"/>
+                      <a:ext cx="5760720" cy="1642745"/>
+                    </a:xfrm>
+                    <a:prstGeom prst="rect">
+                      <a:avLst/>
+                    </a:prstGeom>
+                  </pic:spPr>
+                </pic:pic>
+              </a:graphicData>
+            </a:graphic>
+          </wp:inline>
+        </w:drawing>
+      </w:r>
+    </w:p>
+    <w:p>
+      <w:r>
+        <w:t>Prices  Quotes with dollar signs</w:t>
+      </w:r>
+    </w:p>
+    <w:p>
+      <w:r>
+        <w:drawing>
+          <wp:inline distT="0" distB="0" distL="0" distR="0" wp14:anchorId="7D2BD862" wp14:editId="16192376">
+            <wp:extent cx="3934374" cy="1362265"/>
+            <wp:effectExtent l="0" t="0" r="9525" b="9525"/>
+            <wp:docPr id="1885552161" name="Bildobjekt 1"/>
+            <wp:cNvGraphicFramePr>
+              <a:graphicFrameLocks xmlns:a="http://schemas.openxmlformats.org/drawingml/2006/main" noChangeAspect="1"/>
+            </wp:cNvGraphicFramePr>
+            <a:graphic xmlns:a="http://schemas.openxmlformats.org/drawingml/2006/main">
+              <a:graphicData uri="http://schemas.openxmlformats.org/drawingml/2006/picture">
+                <pic:pic xmlns:pic="http://schemas.openxmlformats.org/drawingml/2006/picture">
+                  <pic:nvPicPr>
+                    <pic:cNvPr id="1885552161" name=""/>
+                    <pic:cNvPicPr/>
+                  </pic:nvPicPr>
+                  <pic:blipFill>
+                    <a:blip r:embed="rId26"/>
+                    <a:stretch>
+                      <a:fillRect/>
+                    </a:stretch>
+                  </pic:blipFill>
+                  <pic:spPr>
+                    <a:xfrm>
+                      <a:off x="0" y="0"/>
+                      <a:ext cx="3934374" cy="1362265"/>
+                    </a:xfrm>
+                    <a:prstGeom prst="rect">
+                      <a:avLst/>
+                    </a:prstGeom>
+                  </pic:spPr>
+                </pic:pic>
+              </a:graphicData>
+            </a:graphic>
+          </wp:inline>
+        </w:drawing>
+      </w:r>
+    </w:p>
+    <w:p>
+      <w:pPr>
+        <w:rPr>
+          <w:lang w:val="en-GB"/>
+        </w:rPr>
+      </w:pPr>
+      <w:r>
+        <w:rPr>
+          <w:lang w:val="en-GB"/>
+        </w:rPr>
+        <w:t>Prices  Quotes without dollar signs but with pen</w:t>
+      </w:r>
+      <w:r>
+        <w:rPr>
+          <w:lang w:val="en-GB"/>
+        </w:rPr>
+        <w:drawing>
+          <wp:inline distT="0" distB="0" distL="0" distR="0" wp14:anchorId="20D5B03B" wp14:editId="40D68241">
+            <wp:extent cx="5477639" cy="2676899"/>
+            <wp:effectExtent l="0" t="0" r="0" b="9525"/>
+            <wp:docPr id="1873574465" name="Bildobjekt 1"/>
+            <wp:cNvGraphicFramePr>
+              <a:graphicFrameLocks xmlns:a="http://schemas.openxmlformats.org/drawingml/2006/main" noChangeAspect="1"/>
+            </wp:cNvGraphicFramePr>
+            <a:graphic xmlns:a="http://schemas.openxmlformats.org/drawingml/2006/main">
+              <a:graphicData uri="http://schemas.openxmlformats.org/drawingml/2006/picture">
+                <pic:pic xmlns:pic="http://schemas.openxmlformats.org/drawingml/2006/picture">
+                  <pic:nvPicPr>
+                    <pic:cNvPr id="1873574465" name=""/>
+                    <pic:cNvPicPr/>
+                  </pic:nvPicPr>
+                  <pic:blipFill>
+                    <a:blip r:embed="rId27"/>
+                    <a:stretch>
+                      <a:fillRect/>
+                    </a:stretch>
+                  </pic:blipFill>
+                  <pic:spPr>
+                    <a:xfrm>
+                      <a:off x="0" y="0"/>
+                      <a:ext cx="5477639" cy="2676899"/>
+                    </a:xfrm>
+                    <a:prstGeom prst="rect">
+                      <a:avLst/>
+                    </a:prstGeom>
+                  </pic:spPr>
+                </pic:pic>
+              </a:graphicData>
+            </a:graphic>
+          </wp:inline>
+        </w:drawing>
+      </w:r>
+    </w:p>
+    <w:p>
+      <w:pPr>
+        <w:rPr>
+          <w:lang w:val="en-GB"/>
+        </w:rPr>
+      </w:pPr>
+      <w:r>
+        <w:rPr>
+          <w:lang w:val="en-GB"/>
+        </w:rPr>
+        <w:t>SPEECH BUBBLES</w:t>
+      </w:r>
+      <w:r>
+        <w:rPr>
+          <w:lang w:val="en-GB"/>
+        </w:rPr>
+        <w:drawing>
+          <wp:inline distT="0" distB="0" distL="0" distR="0" wp14:anchorId="5AFE8D47" wp14:editId="75CD44B7">
+            <wp:extent cx="5760720" cy="1772285"/>
+            <wp:effectExtent l="0" t="0" r="0" b="0"/>
+            <wp:docPr id="61728877" name="Bildobjekt 1"/>
+            <wp:cNvGraphicFramePr>
+              <a:graphicFrameLocks xmlns:a="http://schemas.openxmlformats.org/drawingml/2006/main" noChangeAspect="1"/>
+            </wp:cNvGraphicFramePr>
+            <a:graphic xmlns:a="http://schemas.openxmlformats.org/drawingml/2006/main">
+              <a:graphicData uri="http://schemas.openxmlformats.org/drawingml/2006/picture">
+                <pic:pic xmlns:pic="http://schemas.openxmlformats.org/drawingml/2006/picture">
+                  <pic:nvPicPr>
+                    <pic:cNvPr id="61728877" name=""/>
+                    <pic:cNvPicPr/>
+                  </pic:nvPicPr>
+                  <pic:blipFill>
+                    <a:blip r:embed="rId28"/>
+                    <a:stretch>
+                      <a:fillRect/>
+                    </a:stretch>
+                  </pic:blipFill>
+                  <pic:spPr>
+                    <a:xfrm>
+                      <a:off x="0" y="0"/>
+                      <a:ext cx="5760720" cy="1772285"/>
+                    </a:xfrm>
+                    <a:prstGeom prst="rect">
+                      <a:avLst/>
+                    </a:prstGeom>
+                  </pic:spPr>
+                </pic:pic>
+              </a:graphicData>
+            </a:graphic>
+          </wp:inline>
+        </w:drawing>
+      </w:r>
+    </w:p>
+    <w:p>
+      <w:pPr>
+        <w:rPr>
+          <w:lang w:val="en-GB"/>
+        </w:rPr>
+      </w:pPr>
+      <w:r>
+        <w:rPr>
+          <w:lang w:val="en-GB"/>
+        </w:rPr>
+        <w:lastRenderedPageBreak/>
+        <w:t>ARROWS</w:t>
+      </w:r>
+    </w:p>
+    <w:p>
+      <w:pPr>
+        <w:rPr>
+          <w:lang w:val="en-GB"/>
+        </w:rPr>
+      </w:pPr>
+      <w:r>
+        <w:rPr>
+          <w:lang w:val="en-GB"/>
+        </w:rPr>
+        <w:drawing>
+          <wp:inline distT="0" distB="0" distL="0" distR="0" wp14:anchorId="05675A79" wp14:editId="6E53EF44">
+            <wp:extent cx="5760720" cy="1641475"/>
+            <wp:effectExtent l="0" t="0" r="0" b="0"/>
+            <wp:docPr id="2025071717" name="Bildobjekt 1"/>
+            <wp:cNvGraphicFramePr>
+              <a:graphicFrameLocks xmlns:a="http://schemas.openxmlformats.org/drawingml/2006/main" noChangeAspect="1"/>
+            </wp:cNvGraphicFramePr>
+            <a:graphic xmlns:a="http://schemas.openxmlformats.org/drawingml/2006/main">
+              <a:graphicData uri="http://schemas.openxmlformats.org/drawingml/2006/picture">
+                <pic:pic xmlns:pic="http://schemas.openxmlformats.org/drawingml/2006/picture">
+                  <pic:nvPicPr>
+                    <pic:cNvPr id="2025071717" name=""/>
+                    <pic:cNvPicPr/>
+                  </pic:nvPicPr>
+                  <pic:blipFill>
+                    <a:blip r:embed="rId29"/>
+                    <a:stretch>
+                      <a:fillRect/>
+                    </a:stretch>
+                  </pic:blipFill>
+                  <pic:spPr>
+                    <a:xfrm>
+                      <a:off x="0" y="0"/>
+                      <a:ext cx="5760720" cy="1641475"/>
+                    </a:xfrm>
+                    <a:prstGeom prst="rect">
+                      <a:avLst/>
+                    </a:prstGeom>
+                  </pic:spPr>
+                </pic:pic>
+              </a:graphicData>
+            </a:graphic>
+          </wp:inline>
+        </w:drawing>
+      </w:r>
+    </w:p>
+    <w:p>
+      <w:pPr>
+        <w:rPr>
+          <w:lang w:val="en-GB"/>
+        </w:rPr>
+      </w:pPr>
+    </w:p>
+    <w:p>
+      <w:pPr>
+        <w:rPr>
+          <w:lang w:val="en-GB"/>
+        </w:rPr>
+      </w:pPr>
+      <w:r>
+        <w:rPr>
+          <w:lang w:val="en-GB"/>
+        </w:rPr>
+        <w:t>Checkmarks</w:t>
+      </w:r>
+      <w:r>
+        <w:rPr>
+          <w:lang w:val="en-GB"/>
+        </w:rPr>
+        <w:drawing>
+          <wp:inline distT="0" distB="0" distL="0" distR="0" wp14:anchorId="15C5E64D" wp14:editId="7EC5A898">
+            <wp:extent cx="5760720" cy="1980565"/>
+            <wp:effectExtent l="0" t="0" r="0" b="635"/>
+            <wp:docPr id="1489171253" name="Bildobjekt 1"/>
+            <wp:cNvGraphicFramePr>
+              <a:graphicFrameLocks xmlns:a="http://schemas.openxmlformats.org/drawingml/2006/main" noChangeAspect="1"/>
+            </wp:cNvGraphicFramePr>
+            <a:graphic xmlns:a="http://schemas.openxmlformats.org/drawingml/2006/main">
+              <a:graphicData uri="http://schemas.openxmlformats.org/drawingml/2006/picture">
+                <pic:pic xmlns:pic="http://schemas.openxmlformats.org/drawingml/2006/picture">
+                  <pic:nvPicPr>
+                    <pic:cNvPr id="1489171253" name=""/>
+                    <pic:cNvPicPr/>
+                  </pic:nvPicPr>
+                  <pic:blipFill>
+                    <a:blip r:embed="rId30"/>
+                    <a:stretch>
+                      <a:fillRect/>
+                    </a:stretch>
+                  </pic:blipFill>
+                  <pic:spPr>
+                    <a:xfrm>
+                      <a:off x="0" y="0"/>
+                      <a:ext cx="5760720" cy="1980565"/>
+                    </a:xfrm>
+                    <a:prstGeom prst="rect">
+                      <a:avLst/>
+                    </a:prstGeom>
+                  </pic:spPr>
+                </pic:pic>
+              </a:graphicData>
+            </a:graphic>
+          </wp:inline>
+        </w:drawing>
+      </w:r>
+    </w:p>
+    <w:p>
+      <w:pPr>
+        <w:rPr>
+          <w:lang w:val="en-GB"/>
+        </w:rPr>
+      </w:pPr>
+      <w:r>
+        <w:rPr>
+          <w:lang w:val="en-GB"/>
+        </w:rPr>
+        <w:t>X</w:t>
+      </w:r>
+      <w:r>
+        <w:rPr>
+          <w:lang w:val="en-GB"/>
+        </w:rPr>
+        <w:drawing>
+          <wp:inline distT="0" distB="0" distL="0" distR="0" wp14:anchorId="50FE2EFA" wp14:editId="32F7D37E">
+            <wp:extent cx="5760720" cy="1172210"/>
+            <wp:effectExtent l="0" t="0" r="0" b="8890"/>
+            <wp:docPr id="2040046616" name="Bildobjekt 1"/>
+            <wp:cNvGraphicFramePr>
+              <a:graphicFrameLocks xmlns:a="http://schemas.openxmlformats.org/drawingml/2006/main" noChangeAspect="1"/>
+            </wp:cNvGraphicFramePr>
+            <a:graphic xmlns:a="http://schemas.openxmlformats.org/drawingml/2006/main">
+              <a:graphicData uri="http://schemas.openxmlformats.org/drawingml/2006/picture">
+                <pic:pic xmlns:pic="http://schemas.openxmlformats.org/drawingml/2006/picture">
+                  <pic:nvPicPr>
+                    <pic:cNvPr id="2040046616" name=""/>
+                    <pic:cNvPicPr/>
+                  </pic:nvPicPr>
+                  <pic:blipFill>
+                    <a:blip r:embed="rId31"/>
+                    <a:stretch>
+                      <a:fillRect/>
+                    </a:stretch>
+                  </pic:blipFill>
+                  <pic:spPr>
+                    <a:xfrm>
+                      <a:off x="0" y="0"/>
+                      <a:ext cx="5760720" cy="1172210"/>
+                    </a:xfrm>
+                    <a:prstGeom prst="rect">
+                      <a:avLst/>
+                    </a:prstGeom>
+                  </pic:spPr>
+                </pic:pic>
+              </a:graphicData>
+            </a:graphic>
+          </wp:inline>
+        </w:drawing>
+      </w:r>
+    </w:p>
+    <w:p>
+      <w:pPr>
+        <w:rPr>
+          <w:lang w:val="en-GB"/>
+        </w:rPr>
+      </w:pPr>
+      <w:r>
+        <w:rPr>
+          <w:lang w:val="en-GB"/>
+        </w:rPr>
+        <w:t>TOP RATED</w:t>
+      </w:r>
+      <w:r>
+        <w:rPr>
+          <w:lang w:val="en-GB"/>
+        </w:rPr>
+        <w:drawing>
+          <wp:inline distT="0" distB="0" distL="0" distR="0" wp14:anchorId="59A4D73C" wp14:editId="64C191D2">
+            <wp:extent cx="5760720" cy="854710"/>
+            <wp:effectExtent l="0" t="0" r="0" b="2540"/>
+            <wp:docPr id="137364641" name="Bildobjekt 1"/>
+            <wp:cNvGraphicFramePr>
+              <a:graphicFrameLocks xmlns:a="http://schemas.openxmlformats.org/drawingml/2006/main" noChangeAspect="1"/>
+            </wp:cNvGraphicFramePr>
+            <a:graphic xmlns:a="http://schemas.openxmlformats.org/drawingml/2006/main">
+              <a:graphicData uri="http://schemas.openxmlformats.org/drawingml/2006/picture">
+                <pic:pic xmlns:pic="http://schemas.openxmlformats.org/drawingml/2006/picture">
+                  <pic:nvPicPr>
+                    <pic:cNvPr id="137364641" name=""/>
+                    <pic:cNvPicPr/>
+                  </pic:nvPicPr>
+                  <pic:blipFill>
+                    <a:blip r:embed="rId32"/>
+                    <a:stretch>
+                      <a:fillRect/>
+                    </a:stretch>
+                  </pic:blipFill>
+                  <pic:spPr>
+                    <a:xfrm>
+                      <a:off x="0" y="0"/>
+                      <a:ext cx="5760720" cy="854710"/>
+                    </a:xfrm>
+                    <a:prstGeom prst="rect">
+                      <a:avLst/>
+                    </a:prstGeom>
+                  </pic:spPr>
+                </pic:pic>
+              </a:graphicData>
+            </a:graphic>
+          </wp:inline>
+        </w:drawing>
+      </w:r>
+    </w:p>
+    <w:p>
+      <w:pPr>
+        <w:rPr>
+          <w:lang w:val="en-GB"/>
+        </w:rPr>
+      </w:pPr>
+      <w:r>
+        <w:rPr>
+          <w:lang w:val="en-GB"/>
+        </w:rPr>
+        <w:t>QUALITY CONTROL</w:t>
+      </w:r>
+      <w:r>
+        <w:rPr>
+          <w:lang w:val="en-GB"/>
+        </w:rPr>
+        <w:drawing>
+          <wp:inline distT="0" distB="0" distL="0" distR="0" wp14:anchorId="42AC1D7B" wp14:editId="46B2D471">
+            <wp:extent cx="5760720" cy="695960"/>
+            <wp:effectExtent l="0" t="0" r="0" b="8890"/>
+            <wp:docPr id="150923568" name="Bildobjekt 1"/>
+            <wp:cNvGraphicFramePr>
+              <a:graphicFrameLocks xmlns:a="http://schemas.openxmlformats.org/drawingml/2006/main" noChangeAspect="1"/>
+            </wp:cNvGraphicFramePr>
+            <a:graphic xmlns:a="http://schemas.openxmlformats.org/drawingml/2006/main">
+              <a:graphicData uri="http://schemas.openxmlformats.org/drawingml/2006/picture">
+                <pic:pic xmlns:pic="http://schemas.openxmlformats.org/drawingml/2006/picture">
+                  <pic:nvPicPr>
+                    <pic:cNvPr id="150923568" name=""/>
+                    <pic:cNvPicPr/>
+                  </pic:nvPicPr>
+                  <pic:blipFill>
+                    <a:blip r:embed="rId33"/>
+                    <a:stretch>
+                      <a:fillRect/>
+                    </a:stretch>
+                  </pic:blipFill>
+                  <pic:spPr>
+                    <a:xfrm>
+                      <a:off x="0" y="0"/>
+                      <a:ext cx="5760720" cy="695960"/>
+                    </a:xfrm>
+                    <a:prstGeom prst="rect">
+                      <a:avLst/>
+                    </a:prstGeom>
+                  </pic:spPr>
+                </pic:pic>
+              </a:graphicData>
+            </a:graphic>
+          </wp:inline>
+        </w:drawing>
+      </w:r>
+    </w:p>
+    <w:p>
+      <w:pPr>
+        <w:rPr>
+          <w:lang w:val="en-GB"/>
+        </w:rPr>
+      </w:pPr>
+      <w:r>
+        <w:rPr>
+          <w:lang w:val="en-GB"/>
+        </w:rPr>
+        <w:lastRenderedPageBreak/>
+        <w:t>MORE EMAIL</w:t>
+      </w:r>
+      <w:r>
+        <w:rPr>
+          <w:lang w:val="en-GB"/>
+        </w:rPr>
+        <w:drawing>
+          <wp:inline distT="0" distB="0" distL="0" distR="0" wp14:anchorId="5FDB87FE" wp14:editId="45B1C25B">
+            <wp:extent cx="5760720" cy="990600"/>
+            <wp:effectExtent l="0" t="0" r="0" b="0"/>
+            <wp:docPr id="221938212" name="Bildobjekt 1"/>
+            <wp:cNvGraphicFramePr>
+              <a:graphicFrameLocks xmlns:a="http://schemas.openxmlformats.org/drawingml/2006/main" noChangeAspect="1"/>
+            </wp:cNvGraphicFramePr>
+            <a:graphic xmlns:a="http://schemas.openxmlformats.org/drawingml/2006/main">
+              <a:graphicData uri="http://schemas.openxmlformats.org/drawingml/2006/picture">
+                <pic:pic xmlns:pic="http://schemas.openxmlformats.org/drawingml/2006/picture">
+                  <pic:nvPicPr>
+                    <pic:cNvPr id="221938212" name=""/>
+                    <pic:cNvPicPr/>
+                  </pic:nvPicPr>
+                  <pic:blipFill>
+                    <a:blip r:embed="rId34"/>
+                    <a:stretch>
+                      <a:fillRect/>
+                    </a:stretch>
+                  </pic:blipFill>
+                  <pic:spPr>
+                    <a:xfrm>
+                      <a:off x="0" y="0"/>
+                      <a:ext cx="5760720" cy="990600"/>
+                    </a:xfrm>
+                    <a:prstGeom prst="rect">
+                      <a:avLst/>
+                    </a:prstGeom>
+                  </pic:spPr>
+                </pic:pic>
+              </a:graphicData>
+            </a:graphic>
+          </wp:inline>
+        </w:drawing>
+      </w:r>
+    </w:p>
+    <w:p>
+      <w:pPr>
+        <w:rPr>
+          <w:lang w:val="en-GB"/>
+        </w:rPr>
+      </w:pPr>
+      <w:r>
+        <w:rPr>
+          <w:lang w:val="en-GB"/>
+        </w:rPr>
+        <w:t>24 hours phone</w:t>
+      </w:r>
+    </w:p>
+    <w:p>
+      <w:pPr>
+        <w:rPr>
+          <w:lang w:val="en-GB"/>
+        </w:rPr>
+      </w:pPr>
+      <w:r>
+        <w:rPr>
+          <w:lang w:val="en-GB"/>
+        </w:rPr>
+        <w:drawing>
+          <wp:inline distT="0" distB="0" distL="0" distR="0" wp14:anchorId="7BA8F43A" wp14:editId="0E1ED91D">
+            <wp:extent cx="5760720" cy="1254760"/>
+            <wp:effectExtent l="0" t="0" r="0" b="2540"/>
+            <wp:docPr id="2080853801" name="Bildobjekt 1"/>
+            <wp:cNvGraphicFramePr>
+              <a:graphicFrameLocks xmlns:a="http://schemas.openxmlformats.org/drawingml/2006/main" noChangeAspect="1"/>
+            </wp:cNvGraphicFramePr>
+            <a:graphic xmlns:a="http://schemas.openxmlformats.org/drawingml/2006/main">
+              <a:graphicData uri="http://schemas.openxmlformats.org/drawingml/2006/picture">
+                <pic:pic xmlns:pic="http://schemas.openxmlformats.org/drawingml/2006/picture">
+                  <pic:nvPicPr>
+                    <pic:cNvPr id="2080853801" name=""/>
+                    <pic:cNvPicPr/>
+                  </pic:nvPicPr>
+                  <pic:blipFill>
+                    <a:blip r:embed="rId35"/>
+                    <a:stretch>
+                      <a:fillRect/>
+                    </a:stretch>
+                  </pic:blipFill>
+                  <pic:spPr>
+                    <a:xfrm>
+                      <a:off x="0" y="0"/>
+                      <a:ext cx="5760720" cy="1254760"/>
+                    </a:xfrm>
+                    <a:prstGeom prst="rect">
+                      <a:avLst/>
+                    </a:prstGeom>
+                  </pic:spPr>
+                </pic:pic>
+              </a:graphicData>
+            </a:graphic>
+          </wp:inline>
+        </w:drawing>
+      </w:r>
+    </w:p>
+    <w:p>
+      <w:pPr>
+        <w:rPr>
+          <w:lang w:val="en-GB"/>
+        </w:rPr>
+      </w:pPr>
+      <w:r>
+        <w:rPr>
+          <w:lang w:val="en-GB"/>
+        </w:rPr>
+        <w:t>GOOGLE REVIEW COMPONENTS</w:t>
+      </w:r>
+      <w:r>
+        <w:rPr>
+          <w:lang w:val="en-GB"/>
+        </w:rPr>
+        <w:drawing>
+          <wp:inline distT="0" distB="0" distL="0" distR="0" wp14:anchorId="525DB62C" wp14:editId="0DDF7F48">
+            <wp:extent cx="5760720" cy="1584325"/>
+            <wp:effectExtent l="0" t="0" r="0" b="0"/>
+            <wp:docPr id="1782758168" name="Bildobjekt 1"/>
+            <wp:cNvGraphicFramePr>
+              <a:graphicFrameLocks xmlns:a="http://schemas.openxmlformats.org/drawingml/2006/main" noChangeAspect="1"/>
+            </wp:cNvGraphicFramePr>
+            <a:graphic xmlns:a="http://schemas.openxmlformats.org/drawingml/2006/main">
+              <a:graphicData uri="http://schemas.openxmlformats.org/drawingml/2006/picture">
+                <pic:pic xmlns:pic="http://schemas.openxmlformats.org/drawingml/2006/picture">
+                  <pic:nvPicPr>
+                    <pic:cNvPr id="1782758168" name=""/>
+                    <pic:cNvPicPr/>
+                  </pic:nvPicPr>
+                  <pic:blipFill>
+                    <a:blip r:embed="rId36"/>
+                    <a:stretch>
+                      <a:fillRect/>
+                    </a:stretch>
+                  </pic:blipFill>
+                  <pic:spPr>
+                    <a:xfrm>
+                      <a:off x="0" y="0"/>
+                      <a:ext cx="5760720" cy="1584325"/>
                     </a:xfrm>
                     <a:prstGeom prst="rect">
                       <a:avLst/>

--- a/SVG ICONS/EXPLANATION.docx
+++ b/SVG ICONS/EXPLANATION.docx
@@ -266,10 +266,21 @@
     </w:p>
     <w:p/>
     <w:p>
-      <w:r>
+      <w:pPr>
+        <w:rPr>
+          <w:lang w:val="en-GB"/>
+        </w:rPr>
+      </w:pPr>
+      <w:r>
+        <w:rPr>
+          <w:lang w:val="en-GB"/>
+        </w:rPr>
         <w:t>SUITABLE YELP ICONS</w:t>
       </w:r>
       <w:r>
+        <w:rPr>
+          <w:noProof/>
+        </w:rPr>
         <w:drawing>
           <wp:inline distT="0" distB="0" distL="0" distR="0" wp14:anchorId="0277E1A4" wp14:editId="66AFAA7C">
             <wp:extent cx="5760720" cy="903605"/>
@@ -307,12 +318,29 @@
         </w:drawing>
       </w:r>
     </w:p>
-    <w:p/>
-    <w:p>
-      <w:r>
+    <w:p>
+      <w:pPr>
+        <w:rPr>
+          <w:lang w:val="en-GB"/>
+        </w:rPr>
+      </w:pPr>
+    </w:p>
+    <w:p>
+      <w:pPr>
+        <w:rPr>
+          <w:lang w:val="en-GB"/>
+        </w:rPr>
+      </w:pPr>
+      <w:r>
+        <w:rPr>
+          <w:lang w:val="en-GB"/>
+        </w:rPr>
         <w:t>SUITABLE SSL ICONS</w:t>
       </w:r>
       <w:r>
+        <w:rPr>
+          <w:noProof/>
+        </w:rPr>
         <w:drawing>
           <wp:inline distT="0" distB="0" distL="0" distR="0" wp14:anchorId="099D0A0F" wp14:editId="66C205DB">
             <wp:extent cx="5760720" cy="2350770"/>
@@ -350,7 +378,13 @@
         </w:drawing>
       </w:r>
     </w:p>
-    <w:p/>
+    <w:p>
+      <w:pPr>
+        <w:rPr>
+          <w:lang w:val="en-GB"/>
+        </w:rPr>
+      </w:pPr>
+    </w:p>
     <w:p>
       <w:r>
         <w:t>SUITABLE BUILDZOOM BADGES</w:t>
@@ -358,6 +392,9 @@
     </w:p>
     <w:p>
       <w:r>
+        <w:rPr>
+          <w:noProof/>
+        </w:rPr>
         <w:lastRenderedPageBreak/>
         <w:drawing>
           <wp:inline distT="0" distB="0" distL="0" distR="0" wp14:anchorId="424D8833" wp14:editId="5A969B62">
@@ -403,6 +440,9 @@
     </w:p>
     <w:p>
       <w:r>
+        <w:rPr>
+          <w:noProof/>
+        </w:rPr>
         <w:drawing>
           <wp:inline distT="0" distB="0" distL="0" distR="0" wp14:anchorId="0438D55D" wp14:editId="3FAFFBF6">
             <wp:extent cx="5760720" cy="2259330"/>
@@ -448,6 +488,9 @@
     </w:p>
     <w:p>
       <w:r>
+        <w:rPr>
+          <w:noProof/>
+        </w:rPr>
         <w:drawing>
           <wp:inline distT="0" distB="0" distL="0" distR="0" wp14:anchorId="4AF3AFFC" wp14:editId="5DAE48F2">
             <wp:extent cx="5760720" cy="958850"/>
@@ -493,6 +536,9 @@
     </w:p>
     <w:p>
       <w:r>
+        <w:rPr>
+          <w:noProof/>
+        </w:rPr>
         <w:lastRenderedPageBreak/>
         <w:drawing>
           <wp:inline distT="0" distB="0" distL="0" distR="0" wp14:anchorId="0EB30A42" wp14:editId="467DEE5E">
@@ -539,6 +585,9 @@
     </w:p>
     <w:p>
       <w:r>
+        <w:rPr>
+          <w:noProof/>
+        </w:rPr>
         <w:lastRenderedPageBreak/>
         <w:drawing>
           <wp:inline distT="0" distB="0" distL="0" distR="0" wp14:anchorId="306F6EB1" wp14:editId="3DF65C22">
@@ -582,6 +631,9 @@
         <w:t>MISC 1</w:t>
       </w:r>
       <w:r>
+        <w:rPr>
+          <w:noProof/>
+        </w:rPr>
         <w:drawing>
           <wp:inline distT="0" distB="0" distL="0" distR="0" wp14:anchorId="0A2D55D3" wp14:editId="69356D5C">
             <wp:extent cx="5760720" cy="2625725"/>
@@ -626,6 +678,9 @@
     </w:p>
     <w:p>
       <w:r>
+        <w:rPr>
+          <w:noProof/>
+        </w:rPr>
         <w:lastRenderedPageBreak/>
         <w:drawing>
           <wp:inline distT="0" distB="0" distL="0" distR="0" wp14:anchorId="2044CAB8" wp14:editId="11F0195C">
@@ -665,10 +720,21 @@
       </w:r>
     </w:p>
     <w:p>
-      <w:r>
+      <w:pPr>
+        <w:rPr>
+          <w:lang w:val="en-GB"/>
+        </w:rPr>
+      </w:pPr>
+      <w:r>
+        <w:rPr>
+          <w:lang w:val="en-GB"/>
+        </w:rPr>
         <w:t>PRICES</w:t>
       </w:r>
       <w:r>
+        <w:rPr>
+          <w:noProof/>
+        </w:rPr>
         <w:drawing>
           <wp:inline distT="0" distB="0" distL="0" distR="0" wp14:anchorId="11432778" wp14:editId="6E4ED2B5">
             <wp:extent cx="5760720" cy="1383030"/>
@@ -707,10 +773,21 @@
       </w:r>
     </w:p>
     <w:p>
-      <w:r>
+      <w:pPr>
+        <w:rPr>
+          <w:lang w:val="en-GB"/>
+        </w:rPr>
+      </w:pPr>
+      <w:r>
+        <w:rPr>
+          <w:lang w:val="en-GB"/>
+        </w:rPr>
         <w:t>THUMBS UP HAND SIGNALS</w:t>
       </w:r>
       <w:r>
+        <w:rPr>
+          <w:noProof/>
+        </w:rPr>
         <w:drawing>
           <wp:inline distT="0" distB="0" distL="0" distR="0" wp14:anchorId="46FC03A6" wp14:editId="7AB3293E">
             <wp:extent cx="5760720" cy="1393825"/>
@@ -755,6 +832,9 @@
     </w:p>
     <w:p>
       <w:r>
+        <w:rPr>
+          <w:noProof/>
+        </w:rPr>
         <w:drawing>
           <wp:inline distT="0" distB="0" distL="0" distR="0" wp14:anchorId="21273927" wp14:editId="793F1FCE">
             <wp:extent cx="5760720" cy="675005"/>
@@ -799,6 +879,9 @@
         <w:t>EXPERIENCE</w:t>
       </w:r>
       <w:r>
+        <w:rPr>
+          <w:noProof/>
+        </w:rPr>
         <w:drawing>
           <wp:inline distT="0" distB="0" distL="0" distR="0" wp14:anchorId="2E9A0F38" wp14:editId="06D34845">
             <wp:extent cx="5760720" cy="2952750"/>
@@ -843,6 +926,9 @@
     </w:p>
     <w:p>
       <w:r>
+        <w:rPr>
+          <w:noProof/>
+        </w:rPr>
         <w:drawing>
           <wp:inline distT="0" distB="0" distL="0" distR="0" wp14:anchorId="4C11692A" wp14:editId="52FC3DCF">
             <wp:extent cx="4220164" cy="2772162"/>
@@ -887,6 +973,9 @@
     </w:p>
     <w:p>
       <w:r>
+        <w:rPr>
+          <w:noProof/>
+        </w:rPr>
         <w:drawing>
           <wp:inline distT="0" distB="0" distL="0" distR="0" wp14:anchorId="1D6E4091" wp14:editId="6178C951">
             <wp:extent cx="5760720" cy="1544320"/>
@@ -925,11 +1014,22 @@
       </w:r>
     </w:p>
     <w:p>
-      <w:r>
+      <w:pPr>
+        <w:rPr>
+          <w:lang w:val="en-GB"/>
+        </w:rPr>
+      </w:pPr>
+      <w:r>
+        <w:rPr>
+          <w:lang w:val="en-GB"/>
+        </w:rPr>
         <w:lastRenderedPageBreak/>
         <w:t>RELIABLE</w:t>
       </w:r>
       <w:r>
+        <w:rPr>
+          <w:noProof/>
+        </w:rPr>
         <w:drawing>
           <wp:inline distT="0" distB="0" distL="0" distR="0" wp14:anchorId="331C1E46" wp14:editId="032FE66D">
             <wp:extent cx="5760720" cy="1642745"/>
@@ -968,12 +1068,23 @@
       </w:r>
     </w:p>
     <w:p>
-      <w:r>
+      <w:pPr>
+        <w:rPr>
+          <w:lang w:val="en-GB"/>
+        </w:rPr>
+      </w:pPr>
+      <w:r>
+        <w:rPr>
+          <w:lang w:val="en-GB"/>
+        </w:rPr>
         <w:t>Prices  Quotes with dollar signs</w:t>
       </w:r>
     </w:p>
     <w:p>
       <w:r>
+        <w:rPr>
+          <w:noProof/>
+        </w:rPr>
         <w:drawing>
           <wp:inline distT="0" distB="0" distL="0" distR="0" wp14:anchorId="7D2BD862" wp14:editId="16192376">
             <wp:extent cx="3934374" cy="1362265"/>
@@ -1025,6 +1136,7 @@
       </w:r>
       <w:r>
         <w:rPr>
+          <w:noProof/>
           <w:lang w:val="en-GB"/>
         </w:rPr>
         <w:drawing>
@@ -1078,6 +1190,7 @@
       </w:r>
       <w:r>
         <w:rPr>
+          <w:noProof/>
           <w:lang w:val="en-GB"/>
         </w:rPr>
         <w:drawing>
@@ -1139,6 +1252,7 @@
       </w:pPr>
       <w:r>
         <w:rPr>
+          <w:noProof/>
           <w:lang w:val="en-GB"/>
         </w:rPr>
         <w:drawing>
@@ -1199,6 +1313,7 @@
       </w:r>
       <w:r>
         <w:rPr>
+          <w:noProof/>
           <w:lang w:val="en-GB"/>
         </w:rPr>
         <w:drawing>
@@ -1252,6 +1367,7 @@
       </w:r>
       <w:r>
         <w:rPr>
+          <w:noProof/>
           <w:lang w:val="en-GB"/>
         </w:rPr>
         <w:drawing>
@@ -1305,6 +1421,7 @@
       </w:r>
       <w:r>
         <w:rPr>
+          <w:noProof/>
           <w:lang w:val="en-GB"/>
         </w:rPr>
         <w:drawing>
@@ -1358,6 +1475,7 @@
       </w:r>
       <w:r>
         <w:rPr>
+          <w:noProof/>
           <w:lang w:val="en-GB"/>
         </w:rPr>
         <w:drawing>
@@ -1412,6 +1530,7 @@
       </w:r>
       <w:r>
         <w:rPr>
+          <w:noProof/>
           <w:lang w:val="en-GB"/>
         </w:rPr>
         <w:drawing>
@@ -1472,6 +1591,7 @@
       </w:pPr>
       <w:r>
         <w:rPr>
+          <w:noProof/>
           <w:lang w:val="en-GB"/>
         </w:rPr>
         <w:drawing>
@@ -1525,6 +1645,7 @@
       </w:r>
       <w:r>
         <w:rPr>
+          <w:noProof/>
           <w:lang w:val="en-GB"/>
         </w:rPr>
         <w:drawing>
@@ -1552,6 +1673,444 @@
                     <a:xfrm>
                       <a:off x="0" y="0"/>
                       <a:ext cx="5760720" cy="1584325"/>
+                    </a:xfrm>
+                    <a:prstGeom prst="rect">
+                      <a:avLst/>
+                    </a:prstGeom>
+                  </pic:spPr>
+                </pic:pic>
+              </a:graphicData>
+            </a:graphic>
+          </wp:inline>
+        </w:drawing>
+      </w:r>
+    </w:p>
+    <w:p>
+      <w:pPr>
+        <w:rPr>
+          <w:lang w:val="en-GB"/>
+        </w:rPr>
+      </w:pPr>
+    </w:p>
+    <w:p>
+      <w:pPr>
+        <w:rPr>
+          <w:lang w:val="en-GB"/>
+        </w:rPr>
+      </w:pPr>
+      <w:r>
+        <w:rPr>
+          <w:lang w:val="en-GB"/>
+        </w:rPr>
+        <w:t>ALL OTHER BADGES</w:t>
+      </w:r>
+    </w:p>
+    <w:p>
+      <w:pPr>
+        <w:rPr>
+          <w:lang w:val="en-GB"/>
+        </w:rPr>
+      </w:pPr>
+      <w:r>
+        <w:rPr>
+          <w:noProof/>
+          <w:lang w:val="en-GB"/>
+        </w:rPr>
+        <w:lastRenderedPageBreak/>
+        <w:drawing>
+          <wp:inline distT="0" distB="0" distL="0" distR="0" wp14:anchorId="35BDF9B5" wp14:editId="7825BB91">
+            <wp:extent cx="5760720" cy="3515995"/>
+            <wp:effectExtent l="0" t="0" r="0" b="8255"/>
+            <wp:docPr id="1761783850" name="Bildobjekt 1"/>
+            <wp:cNvGraphicFramePr>
+              <a:graphicFrameLocks xmlns:a="http://schemas.openxmlformats.org/drawingml/2006/main" noChangeAspect="1"/>
+            </wp:cNvGraphicFramePr>
+            <a:graphic xmlns:a="http://schemas.openxmlformats.org/drawingml/2006/main">
+              <a:graphicData uri="http://schemas.openxmlformats.org/drawingml/2006/picture">
+                <pic:pic xmlns:pic="http://schemas.openxmlformats.org/drawingml/2006/picture">
+                  <pic:nvPicPr>
+                    <pic:cNvPr id="1761783850" name=""/>
+                    <pic:cNvPicPr/>
+                  </pic:nvPicPr>
+                  <pic:blipFill>
+                    <a:blip r:embed="rId37"/>
+                    <a:stretch>
+                      <a:fillRect/>
+                    </a:stretch>
+                  </pic:blipFill>
+                  <pic:spPr>
+                    <a:xfrm>
+                      <a:off x="0" y="0"/>
+                      <a:ext cx="5760720" cy="3515995"/>
+                    </a:xfrm>
+                    <a:prstGeom prst="rect">
+                      <a:avLst/>
+                    </a:prstGeom>
+                  </pic:spPr>
+                </pic:pic>
+              </a:graphicData>
+            </a:graphic>
+          </wp:inline>
+        </w:drawing>
+      </w:r>
+    </w:p>
+    <w:p>
+      <w:pPr>
+        <w:rPr>
+          <w:lang w:val="en-GB"/>
+        </w:rPr>
+      </w:pPr>
+      <w:r>
+        <w:rPr>
+          <w:lang w:val="en-GB"/>
+        </w:rPr>
+        <w:t>Youtube</w:t>
+      </w:r>
+    </w:p>
+    <w:p>
+      <w:pPr>
+        <w:rPr>
+          <w:lang w:val="en-GB"/>
+        </w:rPr>
+      </w:pPr>
+      <w:r>
+        <w:rPr>
+          <w:lang w:val="en-GB"/>
+        </w:rPr>
+        <w:drawing>
+          <wp:inline distT="0" distB="0" distL="0" distR="0" wp14:anchorId="3E6AF420" wp14:editId="2554E48F">
+            <wp:extent cx="5760720" cy="2247900"/>
+            <wp:effectExtent l="0" t="0" r="0" b="0"/>
+            <wp:docPr id="1645562657" name="Bildobjekt 1"/>
+            <wp:cNvGraphicFramePr>
+              <a:graphicFrameLocks xmlns:a="http://schemas.openxmlformats.org/drawingml/2006/main" noChangeAspect="1"/>
+            </wp:cNvGraphicFramePr>
+            <a:graphic xmlns:a="http://schemas.openxmlformats.org/drawingml/2006/main">
+              <a:graphicData uri="http://schemas.openxmlformats.org/drawingml/2006/picture">
+                <pic:pic xmlns:pic="http://schemas.openxmlformats.org/drawingml/2006/picture">
+                  <pic:nvPicPr>
+                    <pic:cNvPr id="1645562657" name=""/>
+                    <pic:cNvPicPr/>
+                  </pic:nvPicPr>
+                  <pic:blipFill>
+                    <a:blip r:embed="rId38"/>
+                    <a:stretch>
+                      <a:fillRect/>
+                    </a:stretch>
+                  </pic:blipFill>
+                  <pic:spPr>
+                    <a:xfrm>
+                      <a:off x="0" y="0"/>
+                      <a:ext cx="5760720" cy="2247900"/>
+                    </a:xfrm>
+                    <a:prstGeom prst="rect">
+                      <a:avLst/>
+                    </a:prstGeom>
+                  </pic:spPr>
+                </pic:pic>
+              </a:graphicData>
+            </a:graphic>
+          </wp:inline>
+        </w:drawing>
+      </w:r>
+    </w:p>
+    <w:p>
+      <w:pPr>
+        <w:rPr>
+          <w:lang w:val="en-GB"/>
+        </w:rPr>
+      </w:pPr>
+      <w:r>
+        <w:rPr>
+          <w:lang w:val="en-GB"/>
+        </w:rPr>
+        <w:t>Instagram</w:t>
+      </w:r>
+    </w:p>
+    <w:p>
+      <w:pPr>
+        <w:rPr>
+          <w:lang w:val="en-GB"/>
+        </w:rPr>
+      </w:pPr>
+      <w:r>
+        <w:rPr>
+          <w:lang w:val="en-GB"/>
+        </w:rPr>
+        <w:drawing>
+          <wp:inline distT="0" distB="0" distL="0" distR="0" wp14:anchorId="54728374" wp14:editId="1CC9E09C">
+            <wp:extent cx="5760720" cy="2208530"/>
+            <wp:effectExtent l="0" t="0" r="0" b="1270"/>
+            <wp:docPr id="2038563270" name="Bildobjekt 1"/>
+            <wp:cNvGraphicFramePr>
+              <a:graphicFrameLocks xmlns:a="http://schemas.openxmlformats.org/drawingml/2006/main" noChangeAspect="1"/>
+            </wp:cNvGraphicFramePr>
+            <a:graphic xmlns:a="http://schemas.openxmlformats.org/drawingml/2006/main">
+              <a:graphicData uri="http://schemas.openxmlformats.org/drawingml/2006/picture">
+                <pic:pic xmlns:pic="http://schemas.openxmlformats.org/drawingml/2006/picture">
+                  <pic:nvPicPr>
+                    <pic:cNvPr id="2038563270" name=""/>
+                    <pic:cNvPicPr/>
+                  </pic:nvPicPr>
+                  <pic:blipFill>
+                    <a:blip r:embed="rId39"/>
+                    <a:stretch>
+                      <a:fillRect/>
+                    </a:stretch>
+                  </pic:blipFill>
+                  <pic:spPr>
+                    <a:xfrm>
+                      <a:off x="0" y="0"/>
+                      <a:ext cx="5760720" cy="2208530"/>
+                    </a:xfrm>
+                    <a:prstGeom prst="rect">
+                      <a:avLst/>
+                    </a:prstGeom>
+                  </pic:spPr>
+                </pic:pic>
+              </a:graphicData>
+            </a:graphic>
+          </wp:inline>
+        </w:drawing>
+      </w:r>
+    </w:p>
+    <w:p>
+      <w:pPr>
+        <w:rPr>
+          <w:lang w:val="en-GB"/>
+        </w:rPr>
+      </w:pPr>
+      <w:r>
+        <w:rPr>
+          <w:lang w:val="en-GB"/>
+        </w:rPr>
+        <w:lastRenderedPageBreak/>
+        <w:t>Linkedin</w:t>
+      </w:r>
+      <w:r>
+        <w:rPr>
+          <w:lang w:val="en-GB"/>
+        </w:rPr>
+        <w:drawing>
+          <wp:inline distT="0" distB="0" distL="0" distR="0" wp14:anchorId="6D30AA23" wp14:editId="30117276">
+            <wp:extent cx="5760720" cy="2353310"/>
+            <wp:effectExtent l="0" t="0" r="0" b="8890"/>
+            <wp:docPr id="704443468" name="Bildobjekt 1"/>
+            <wp:cNvGraphicFramePr>
+              <a:graphicFrameLocks xmlns:a="http://schemas.openxmlformats.org/drawingml/2006/main" noChangeAspect="1"/>
+            </wp:cNvGraphicFramePr>
+            <a:graphic xmlns:a="http://schemas.openxmlformats.org/drawingml/2006/main">
+              <a:graphicData uri="http://schemas.openxmlformats.org/drawingml/2006/picture">
+                <pic:pic xmlns:pic="http://schemas.openxmlformats.org/drawingml/2006/picture">
+                  <pic:nvPicPr>
+                    <pic:cNvPr id="704443468" name=""/>
+                    <pic:cNvPicPr/>
+                  </pic:nvPicPr>
+                  <pic:blipFill>
+                    <a:blip r:embed="rId40"/>
+                    <a:stretch>
+                      <a:fillRect/>
+                    </a:stretch>
+                  </pic:blipFill>
+                  <pic:spPr>
+                    <a:xfrm>
+                      <a:off x="0" y="0"/>
+                      <a:ext cx="5760720" cy="2353310"/>
+                    </a:xfrm>
+                    <a:prstGeom prst="rect">
+                      <a:avLst/>
+                    </a:prstGeom>
+                  </pic:spPr>
+                </pic:pic>
+              </a:graphicData>
+            </a:graphic>
+          </wp:inline>
+        </w:drawing>
+      </w:r>
+    </w:p>
+    <w:p>
+      <w:pPr>
+        <w:rPr>
+          <w:lang w:val="en-GB"/>
+        </w:rPr>
+      </w:pPr>
+    </w:p>
+    <w:p>
+      <w:pPr>
+        <w:rPr>
+          <w:lang w:val="en-GB"/>
+        </w:rPr>
+      </w:pPr>
+      <w:r>
+        <w:rPr>
+          <w:lang w:val="en-GB"/>
+        </w:rPr>
+        <w:t>Black and white whatsapp</w:t>
+      </w:r>
+      <w:r>
+        <w:rPr>
+          <w:lang w:val="en-GB"/>
+        </w:rPr>
+        <w:drawing>
+          <wp:inline distT="0" distB="0" distL="0" distR="0" wp14:anchorId="195C0041" wp14:editId="79827655">
+            <wp:extent cx="5020376" cy="2772162"/>
+            <wp:effectExtent l="0" t="0" r="8890" b="9525"/>
+            <wp:docPr id="880069579" name="Bildobjekt 1"/>
+            <wp:cNvGraphicFramePr>
+              <a:graphicFrameLocks xmlns:a="http://schemas.openxmlformats.org/drawingml/2006/main" noChangeAspect="1"/>
+            </wp:cNvGraphicFramePr>
+            <a:graphic xmlns:a="http://schemas.openxmlformats.org/drawingml/2006/main">
+              <a:graphicData uri="http://schemas.openxmlformats.org/drawingml/2006/picture">
+                <pic:pic xmlns:pic="http://schemas.openxmlformats.org/drawingml/2006/picture">
+                  <pic:nvPicPr>
+                    <pic:cNvPr id="880069579" name=""/>
+                    <pic:cNvPicPr/>
+                  </pic:nvPicPr>
+                  <pic:blipFill>
+                    <a:blip r:embed="rId41"/>
+                    <a:stretch>
+                      <a:fillRect/>
+                    </a:stretch>
+                  </pic:blipFill>
+                  <pic:spPr>
+                    <a:xfrm>
+                      <a:off x="0" y="0"/>
+                      <a:ext cx="5020376" cy="2772162"/>
+                    </a:xfrm>
+                    <a:prstGeom prst="rect">
+                      <a:avLst/>
+                    </a:prstGeom>
+                  </pic:spPr>
+                </pic:pic>
+              </a:graphicData>
+            </a:graphic>
+          </wp:inline>
+        </w:drawing>
+      </w:r>
+    </w:p>
+    <w:p>
+      <w:pPr>
+        <w:rPr>
+          <w:lang w:val="en-GB"/>
+        </w:rPr>
+      </w:pPr>
+    </w:p>
+    <w:p>
+      <w:pPr>
+        <w:rPr>
+          <w:lang w:val="en-GB"/>
+        </w:rPr>
+      </w:pPr>
+      <w:r>
+        <w:rPr>
+          <w:lang w:val="en-GB"/>
+        </w:rPr>
+        <w:t>Messenger</w:t>
+      </w:r>
+    </w:p>
+    <w:p>
+      <w:pPr>
+        <w:rPr>
+          <w:lang w:val="en-GB"/>
+        </w:rPr>
+      </w:pPr>
+      <w:r>
+        <w:rPr>
+          <w:lang w:val="en-GB"/>
+        </w:rPr>
+        <w:lastRenderedPageBreak/>
+        <w:drawing>
+          <wp:inline distT="0" distB="0" distL="0" distR="0" wp14:anchorId="6E1809CF" wp14:editId="5279EDE7">
+            <wp:extent cx="5760720" cy="2680970"/>
+            <wp:effectExtent l="0" t="0" r="0" b="5080"/>
+            <wp:docPr id="423227837" name="Bildobjekt 1"/>
+            <wp:cNvGraphicFramePr>
+              <a:graphicFrameLocks xmlns:a="http://schemas.openxmlformats.org/drawingml/2006/main" noChangeAspect="1"/>
+            </wp:cNvGraphicFramePr>
+            <a:graphic xmlns:a="http://schemas.openxmlformats.org/drawingml/2006/main">
+              <a:graphicData uri="http://schemas.openxmlformats.org/drawingml/2006/picture">
+                <pic:pic xmlns:pic="http://schemas.openxmlformats.org/drawingml/2006/picture">
+                  <pic:nvPicPr>
+                    <pic:cNvPr id="423227837" name=""/>
+                    <pic:cNvPicPr/>
+                  </pic:nvPicPr>
+                  <pic:blipFill>
+                    <a:blip r:embed="rId42"/>
+                    <a:stretch>
+                      <a:fillRect/>
+                    </a:stretch>
+                  </pic:blipFill>
+                  <pic:spPr>
+                    <a:xfrm>
+                      <a:off x="0" y="0"/>
+                      <a:ext cx="5760720" cy="2680970"/>
+                    </a:xfrm>
+                    <a:prstGeom prst="rect">
+                      <a:avLst/>
+                    </a:prstGeom>
+                  </pic:spPr>
+                </pic:pic>
+              </a:graphicData>
+            </a:graphic>
+          </wp:inline>
+        </w:drawing>
+      </w:r>
+    </w:p>
+    <w:p>
+      <w:pPr>
+        <w:rPr>
+          <w:lang w:val="en-GB"/>
+        </w:rPr>
+      </w:pPr>
+    </w:p>
+    <w:p>
+      <w:pPr>
+        <w:rPr>
+          <w:lang w:val="en-GB"/>
+        </w:rPr>
+      </w:pPr>
+      <w:r>
+        <w:rPr>
+          <w:lang w:val="en-GB"/>
+        </w:rPr>
+        <w:t>Facebook</w:t>
+      </w:r>
+    </w:p>
+    <w:p>
+      <w:pPr>
+        <w:rPr>
+          <w:lang w:val="en-GB"/>
+        </w:rPr>
+      </w:pPr>
+      <w:r>
+        <w:rPr>
+          <w:lang w:val="en-GB"/>
+        </w:rPr>
+        <w:drawing>
+          <wp:inline distT="0" distB="0" distL="0" distR="0" wp14:anchorId="5DAAE20C" wp14:editId="12D9C2D6">
+            <wp:extent cx="5760720" cy="1932305"/>
+            <wp:effectExtent l="0" t="0" r="0" b="0"/>
+            <wp:docPr id="1123551471" name="Bildobjekt 1"/>
+            <wp:cNvGraphicFramePr>
+              <a:graphicFrameLocks xmlns:a="http://schemas.openxmlformats.org/drawingml/2006/main" noChangeAspect="1"/>
+            </wp:cNvGraphicFramePr>
+            <a:graphic xmlns:a="http://schemas.openxmlformats.org/drawingml/2006/main">
+              <a:graphicData uri="http://schemas.openxmlformats.org/drawingml/2006/picture">
+                <pic:pic xmlns:pic="http://schemas.openxmlformats.org/drawingml/2006/picture">
+                  <pic:nvPicPr>
+                    <pic:cNvPr id="1123551471" name=""/>
+                    <pic:cNvPicPr/>
+                  </pic:nvPicPr>
+                  <pic:blipFill>
+                    <a:blip r:embed="rId43"/>
+                    <a:stretch>
+                      <a:fillRect/>
+                    </a:stretch>
+                  </pic:blipFill>
+                  <pic:spPr>
+                    <a:xfrm>
+                      <a:off x="0" y="0"/>
+                      <a:ext cx="5760720" cy="1932305"/>
                     </a:xfrm>
                     <a:prstGeom prst="rect">
                       <a:avLst/>
